--- a/chatbot/backend/data/RESUMEN DE SERVICIO DE ORIENTACIÓN VOCACIONAL E INFORMACIÓN OCUPACIONAL.docx
+++ b/chatbot/backend/data/RESUMEN DE SERVICIO DE ORIENTACIÓN VOCACIONAL E INFORMACIÓN OCUPACIONAL.docx
@@ -6,16 +6,12 @@
       <w:pPr>
         <w:rPr>
           <w:rFonts w:ascii="Times New Roman" w:hAnsi="Times New Roman" w:cs="Times New Roman"/>
-          <w:b/>
-          <w:bCs/>
-          <w:lang w:val="es-ES"/>
-        </w:rPr>
-      </w:pPr>
-      <w:r>
-        <w:rPr>
-          <w:rFonts w:ascii="Times New Roman" w:hAnsi="Times New Roman" w:cs="Times New Roman"/>
-          <w:b/>
-          <w:bCs/>
+          <w:lang w:val="es-ES"/>
+        </w:rPr>
+      </w:pPr>
+      <w:r>
+        <w:rPr>
+          <w:rFonts w:ascii="Times New Roman" w:hAnsi="Times New Roman" w:cs="Times New Roman"/>
           <w:lang w:val="es-ES"/>
         </w:rPr>
         <w:t># DIRECTIVA OPERATIVA: SERVICIO DE ORIENTACIÓN VOCACIONAL E INFORMACIÓN OCUPACIONAL (SOVIO)</w:t>
@@ -25,8 +21,6 @@
       <w:pPr>
         <w:rPr>
           <w:rFonts w:ascii="Times New Roman" w:hAnsi="Times New Roman" w:cs="Times New Roman"/>
-          <w:b/>
-          <w:bCs/>
           <w:lang w:val="es-ES"/>
         </w:rPr>
       </w:pPr>
@@ -35,16 +29,12 @@
       <w:pPr>
         <w:rPr>
           <w:rFonts w:ascii="Times New Roman" w:hAnsi="Times New Roman" w:cs="Times New Roman"/>
-          <w:b/>
-          <w:bCs/>
-          <w:lang w:val="es-ES"/>
-        </w:rPr>
-      </w:pPr>
-      <w:r>
-        <w:rPr>
-          <w:rFonts w:ascii="Times New Roman" w:hAnsi="Times New Roman" w:cs="Times New Roman"/>
-          <w:b/>
-          <w:bCs/>
+          <w:lang w:val="es-ES"/>
+        </w:rPr>
+      </w:pPr>
+      <w:r>
+        <w:rPr>
+          <w:rFonts w:ascii="Times New Roman" w:hAnsi="Times New Roman" w:cs="Times New Roman"/>
           <w:lang w:val="es-ES"/>
         </w:rPr>
         <w:t>## 1. Objetivos del Servicio (Ámbito Puno y Juliaca)</w:t>
@@ -54,54 +44,74 @@
       <w:pPr>
         <w:rPr>
           <w:rFonts w:ascii="Times New Roman" w:hAnsi="Times New Roman" w:cs="Times New Roman"/>
-          <w:b/>
-          <w:bCs/>
-          <w:lang w:val="es-ES"/>
-        </w:rPr>
-      </w:pPr>
-      <w:r>
-        <w:rPr>
-          <w:rFonts w:ascii="Times New Roman" w:hAnsi="Times New Roman" w:cs="Times New Roman"/>
-          <w:b/>
-          <w:bCs/>
-          <w:lang w:val="es-ES"/>
-        </w:rPr>
-        <w:t>* **Objetivo General:** Brindar orientación vocacional e información ocupacional a jóvenes de academias preuniversitarias y centros de formación de las ciudades de Puno y Juliaca. Se busca promover el autoconocimiento, la identificación de intereses y capacidades, y la toma de decisiones responsables vinculadas a su proyecto de vida formativo y laboral.</w:t>
+          <w:lang w:val="es-ES"/>
+        </w:rPr>
+      </w:pPr>
+      <w:r>
+        <w:rPr>
+          <w:rFonts w:ascii="Times New Roman" w:hAnsi="Times New Roman" w:cs="Times New Roman"/>
+          <w:lang w:val="es-ES"/>
+        </w:rPr>
+        <w:t xml:space="preserve">* **Objetivo </w:t>
+      </w:r>
+      <w:proofErr w:type="gramStart"/>
+      <w:r>
+        <w:rPr>
+          <w:rFonts w:ascii="Times New Roman" w:hAnsi="Times New Roman" w:cs="Times New Roman"/>
+          <w:lang w:val="es-ES"/>
+        </w:rPr>
+        <w:t>General:*</w:t>
+      </w:r>
+      <w:proofErr w:type="gramEnd"/>
+      <w:r>
+        <w:rPr>
+          <w:rFonts w:ascii="Times New Roman" w:hAnsi="Times New Roman" w:cs="Times New Roman"/>
+          <w:lang w:val="es-ES"/>
+        </w:rPr>
+        <w:t>* Brindar orientación vocacional e información ocupacional a jóvenes de academias preuniversitarias y centros de formación de las ciudades de Puno y Juliaca. Se busca promover el autoconocimiento, la identificación de intereses y capacidades, y la toma de decisiones responsables vinculadas a su proyecto de vida formativo y laboral.</w:t>
       </w:r>
     </w:p>
     <w:p>
       <w:pPr>
         <w:rPr>
           <w:rFonts w:ascii="Times New Roman" w:hAnsi="Times New Roman" w:cs="Times New Roman"/>
-          <w:b/>
-          <w:bCs/>
-          <w:lang w:val="es-ES"/>
-        </w:rPr>
-      </w:pPr>
-      <w:r>
-        <w:rPr>
-          <w:rFonts w:ascii="Times New Roman" w:hAnsi="Times New Roman" w:cs="Times New Roman"/>
-          <w:b/>
-          <w:bCs/>
-          <w:lang w:val="es-ES"/>
-        </w:rPr>
-        <w:t>* **Objetivos Específicos:**</w:t>
+          <w:lang w:val="es-ES"/>
+        </w:rPr>
+      </w:pPr>
+      <w:r>
+        <w:rPr>
+          <w:rFonts w:ascii="Times New Roman" w:hAnsi="Times New Roman" w:cs="Times New Roman"/>
+          <w:lang w:val="es-ES"/>
+        </w:rPr>
+        <w:t xml:space="preserve">* **Objetivos </w:t>
+      </w:r>
+      <w:proofErr w:type="gramStart"/>
+      <w:r>
+        <w:rPr>
+          <w:rFonts w:ascii="Times New Roman" w:hAnsi="Times New Roman" w:cs="Times New Roman"/>
+          <w:lang w:val="es-ES"/>
+        </w:rPr>
+        <w:t>Específicos:*</w:t>
+      </w:r>
+      <w:proofErr w:type="gramEnd"/>
+      <w:r>
+        <w:rPr>
+          <w:rFonts w:ascii="Times New Roman" w:hAnsi="Times New Roman" w:cs="Times New Roman"/>
+          <w:lang w:val="es-ES"/>
+        </w:rPr>
+        <w:t>*</w:t>
       </w:r>
     </w:p>
     <w:p>
       <w:pPr>
         <w:rPr>
           <w:rFonts w:ascii="Times New Roman" w:hAnsi="Times New Roman" w:cs="Times New Roman"/>
-          <w:b/>
-          <w:bCs/>
-          <w:lang w:val="es-ES"/>
-        </w:rPr>
-      </w:pPr>
-      <w:r>
-        <w:rPr>
-          <w:rFonts w:ascii="Times New Roman" w:hAnsi="Times New Roman" w:cs="Times New Roman"/>
-          <w:b/>
-          <w:bCs/>
+          <w:lang w:val="es-ES"/>
+        </w:rPr>
+      </w:pPr>
+      <w:r>
+        <w:rPr>
+          <w:rFonts w:ascii="Times New Roman" w:hAnsi="Times New Roman" w:cs="Times New Roman"/>
           <w:lang w:val="es-ES"/>
         </w:rPr>
         <w:t xml:space="preserve">  * Difundir e impulsar el servicio SOVIO en academias preuniversitarias y centros de formación de Puno y Juliaca.</w:t>
@@ -111,16 +121,12 @@
       <w:pPr>
         <w:rPr>
           <w:rFonts w:ascii="Times New Roman" w:hAnsi="Times New Roman" w:cs="Times New Roman"/>
-          <w:b/>
-          <w:bCs/>
-          <w:lang w:val="es-ES"/>
-        </w:rPr>
-      </w:pPr>
-      <w:r>
-        <w:rPr>
-          <w:rFonts w:ascii="Times New Roman" w:hAnsi="Times New Roman" w:cs="Times New Roman"/>
-          <w:b/>
-          <w:bCs/>
+          <w:lang w:val="es-ES"/>
+        </w:rPr>
+      </w:pPr>
+      <w:r>
+        <w:rPr>
+          <w:rFonts w:ascii="Times New Roman" w:hAnsi="Times New Roman" w:cs="Times New Roman"/>
           <w:lang w:val="es-ES"/>
         </w:rPr>
         <w:t xml:space="preserve">  * Sensibilizar a la población sobre la relevancia del servicio para una correcta elección profesional u ocupacional.</w:t>
@@ -130,16 +136,12 @@
       <w:pPr>
         <w:rPr>
           <w:rFonts w:ascii="Times New Roman" w:hAnsi="Times New Roman" w:cs="Times New Roman"/>
-          <w:b/>
-          <w:bCs/>
-          <w:lang w:val="es-ES"/>
-        </w:rPr>
-      </w:pPr>
-      <w:r>
-        <w:rPr>
-          <w:rFonts w:ascii="Times New Roman" w:hAnsi="Times New Roman" w:cs="Times New Roman"/>
-          <w:b/>
-          <w:bCs/>
+          <w:lang w:val="es-ES"/>
+        </w:rPr>
+      </w:pPr>
+      <w:r>
+        <w:rPr>
+          <w:rFonts w:ascii="Times New Roman" w:hAnsi="Times New Roman" w:cs="Times New Roman"/>
           <w:lang w:val="es-ES"/>
         </w:rPr>
         <w:t xml:space="preserve">  * Fomentar el autoconocimiento mediante herramientas técnico-prácticas como el análisis FODA personal.</w:t>
@@ -149,16 +151,12 @@
       <w:pPr>
         <w:rPr>
           <w:rFonts w:ascii="Times New Roman" w:hAnsi="Times New Roman" w:cs="Times New Roman"/>
-          <w:b/>
-          <w:bCs/>
-          <w:lang w:val="es-ES"/>
-        </w:rPr>
-      </w:pPr>
-      <w:r>
-        <w:rPr>
-          <w:rFonts w:ascii="Times New Roman" w:hAnsi="Times New Roman" w:cs="Times New Roman"/>
-          <w:b/>
-          <w:bCs/>
+          <w:lang w:val="es-ES"/>
+        </w:rPr>
+      </w:pPr>
+      <w:r>
+        <w:rPr>
+          <w:rFonts w:ascii="Times New Roman" w:hAnsi="Times New Roman" w:cs="Times New Roman"/>
           <w:lang w:val="es-ES"/>
         </w:rPr>
         <w:t xml:space="preserve">  * Generar espacios de interacción directa entre los jóvenes y los centros de formación profesional para difundir la oferta educativa disponible.</w:t>
@@ -168,8 +166,6 @@
       <w:pPr>
         <w:rPr>
           <w:rFonts w:ascii="Times New Roman" w:hAnsi="Times New Roman" w:cs="Times New Roman"/>
-          <w:b/>
-          <w:bCs/>
           <w:lang w:val="es-ES"/>
         </w:rPr>
       </w:pPr>
@@ -178,16 +174,12 @@
       <w:pPr>
         <w:rPr>
           <w:rFonts w:ascii="Times New Roman" w:hAnsi="Times New Roman" w:cs="Times New Roman"/>
-          <w:b/>
-          <w:bCs/>
-          <w:lang w:val="es-ES"/>
-        </w:rPr>
-      </w:pPr>
-      <w:r>
-        <w:rPr>
-          <w:rFonts w:ascii="Times New Roman" w:hAnsi="Times New Roman" w:cs="Times New Roman"/>
-          <w:b/>
-          <w:bCs/>
+          <w:lang w:val="es-ES"/>
+        </w:rPr>
+      </w:pPr>
+      <w:r>
+        <w:rPr>
+          <w:rFonts w:ascii="Times New Roman" w:hAnsi="Times New Roman" w:cs="Times New Roman"/>
           <w:lang w:val="es-ES"/>
         </w:rPr>
         <w:t>## 2. Marco de la Intervención Principal y sus Etapas Secuenciales</w:t>
@@ -197,16 +189,12 @@
       <w:pPr>
         <w:rPr>
           <w:rFonts w:ascii="Times New Roman" w:hAnsi="Times New Roman" w:cs="Times New Roman"/>
-          <w:b/>
-          <w:bCs/>
-          <w:lang w:val="es-ES"/>
-        </w:rPr>
-      </w:pPr>
-      <w:r>
-        <w:rPr>
-          <w:rFonts w:ascii="Times New Roman" w:hAnsi="Times New Roman" w:cs="Times New Roman"/>
-          <w:b/>
-          <w:bCs/>
+          <w:lang w:val="es-ES"/>
+        </w:rPr>
+      </w:pPr>
+      <w:r>
+        <w:rPr>
+          <w:rFonts w:ascii="Times New Roman" w:hAnsi="Times New Roman" w:cs="Times New Roman"/>
           <w:lang w:val="es-ES"/>
         </w:rPr>
         <w:t>La intervención se define normativamente como un proceso integral, sistemático y especializado. No es una acción aislada, sino un conjunto articulado de un mínimo de tres (3) etapas obligatorias y secuenciales:</w:t>
@@ -216,8 +204,6 @@
       <w:pPr>
         <w:rPr>
           <w:rFonts w:ascii="Times New Roman" w:hAnsi="Times New Roman" w:cs="Times New Roman"/>
-          <w:b/>
-          <w:bCs/>
           <w:lang w:val="es-ES"/>
         </w:rPr>
       </w:pPr>
@@ -226,16 +212,12 @@
       <w:pPr>
         <w:rPr>
           <w:rFonts w:ascii="Times New Roman" w:hAnsi="Times New Roman" w:cs="Times New Roman"/>
-          <w:b/>
-          <w:bCs/>
-          <w:lang w:val="es-ES"/>
-        </w:rPr>
-      </w:pPr>
-      <w:r>
-        <w:rPr>
-          <w:rFonts w:ascii="Times New Roman" w:hAnsi="Times New Roman" w:cs="Times New Roman"/>
-          <w:b/>
-          <w:bCs/>
+          <w:lang w:val="es-ES"/>
+        </w:rPr>
+      </w:pPr>
+      <w:r>
+        <w:rPr>
+          <w:rFonts w:ascii="Times New Roman" w:hAnsi="Times New Roman" w:cs="Times New Roman"/>
           <w:lang w:val="es-ES"/>
         </w:rPr>
         <w:t>### a. Etapa de Orientación e Información</w:t>
@@ -245,16 +227,12 @@
       <w:pPr>
         <w:rPr>
           <w:rFonts w:ascii="Times New Roman" w:hAnsi="Times New Roman" w:cs="Times New Roman"/>
-          <w:b/>
-          <w:bCs/>
-          <w:lang w:val="es-ES"/>
-        </w:rPr>
-      </w:pPr>
-      <w:r>
-        <w:rPr>
-          <w:rFonts w:ascii="Times New Roman" w:hAnsi="Times New Roman" w:cs="Times New Roman"/>
-          <w:b/>
-          <w:bCs/>
+          <w:lang w:val="es-ES"/>
+        </w:rPr>
+      </w:pPr>
+      <w:r>
+        <w:rPr>
+          <w:rFonts w:ascii="Times New Roman" w:hAnsi="Times New Roman" w:cs="Times New Roman"/>
           <w:lang w:val="es-ES"/>
         </w:rPr>
         <w:t>* Proveer información estadística y descriptiva sobre el mercado laboral regional y nacional.</w:t>
@@ -264,16 +242,12 @@
       <w:pPr>
         <w:rPr>
           <w:rFonts w:ascii="Times New Roman" w:hAnsi="Times New Roman" w:cs="Times New Roman"/>
-          <w:b/>
-          <w:bCs/>
-          <w:lang w:val="es-ES"/>
-        </w:rPr>
-      </w:pPr>
-      <w:r>
-        <w:rPr>
-          <w:rFonts w:ascii="Times New Roman" w:hAnsi="Times New Roman" w:cs="Times New Roman"/>
-          <w:b/>
-          <w:bCs/>
+          <w:lang w:val="es-ES"/>
+        </w:rPr>
+      </w:pPr>
+      <w:r>
+        <w:rPr>
+          <w:rFonts w:ascii="Times New Roman" w:hAnsi="Times New Roman" w:cs="Times New Roman"/>
           <w:lang w:val="es-ES"/>
         </w:rPr>
         <w:t>* Brindar asesoramiento técnico para la construcción y estructuración del proyecto de vida del beneficiario.</w:t>
@@ -283,16 +257,12 @@
       <w:pPr>
         <w:rPr>
           <w:rFonts w:ascii="Times New Roman" w:hAnsi="Times New Roman" w:cs="Times New Roman"/>
-          <w:b/>
-          <w:bCs/>
-          <w:lang w:val="es-ES"/>
-        </w:rPr>
-      </w:pPr>
-      <w:r>
-        <w:rPr>
-          <w:rFonts w:ascii="Times New Roman" w:hAnsi="Times New Roman" w:cs="Times New Roman"/>
-          <w:b/>
-          <w:bCs/>
+          <w:lang w:val="es-ES"/>
+        </w:rPr>
+      </w:pPr>
+      <w:r>
+        <w:rPr>
+          <w:rFonts w:ascii="Times New Roman" w:hAnsi="Times New Roman" w:cs="Times New Roman"/>
           <w:lang w:val="es-ES"/>
         </w:rPr>
         <w:t>* Fomentar la investigación y el análisis pormenorizado de las carreras profesionales.</w:t>
@@ -302,16 +272,12 @@
       <w:pPr>
         <w:rPr>
           <w:rFonts w:ascii="Times New Roman" w:hAnsi="Times New Roman" w:cs="Times New Roman"/>
-          <w:b/>
-          <w:bCs/>
-          <w:lang w:val="es-ES"/>
-        </w:rPr>
-      </w:pPr>
-      <w:r>
-        <w:rPr>
-          <w:rFonts w:ascii="Times New Roman" w:hAnsi="Times New Roman" w:cs="Times New Roman"/>
-          <w:b/>
-          <w:bCs/>
+          <w:lang w:val="es-ES"/>
+        </w:rPr>
+      </w:pPr>
+      <w:r>
+        <w:rPr>
+          <w:rFonts w:ascii="Times New Roman" w:hAnsi="Times New Roman" w:cs="Times New Roman"/>
           <w:lang w:val="es-ES"/>
         </w:rPr>
         <w:t>* Identificar activamente oportunidades reales de empleo y programas de capacitación.</w:t>
@@ -321,8 +287,6 @@
       <w:pPr>
         <w:rPr>
           <w:rFonts w:ascii="Times New Roman" w:hAnsi="Times New Roman" w:cs="Times New Roman"/>
-          <w:b/>
-          <w:bCs/>
           <w:lang w:val="es-ES"/>
         </w:rPr>
       </w:pPr>
@@ -331,16 +295,12 @@
       <w:pPr>
         <w:rPr>
           <w:rFonts w:ascii="Times New Roman" w:hAnsi="Times New Roman" w:cs="Times New Roman"/>
-          <w:b/>
-          <w:bCs/>
-          <w:lang w:val="es-ES"/>
-        </w:rPr>
-      </w:pPr>
-      <w:r>
-        <w:rPr>
-          <w:rFonts w:ascii="Times New Roman" w:hAnsi="Times New Roman" w:cs="Times New Roman"/>
-          <w:b/>
-          <w:bCs/>
+          <w:lang w:val="es-ES"/>
+        </w:rPr>
+      </w:pPr>
+      <w:r>
+        <w:rPr>
+          <w:rFonts w:ascii="Times New Roman" w:hAnsi="Times New Roman" w:cs="Times New Roman"/>
           <w:lang w:val="es-ES"/>
         </w:rPr>
         <w:t>### b. Etapa de Exploración y Características Personales</w:t>
@@ -350,16 +310,12 @@
       <w:pPr>
         <w:rPr>
           <w:rFonts w:ascii="Times New Roman" w:hAnsi="Times New Roman" w:cs="Times New Roman"/>
-          <w:b/>
-          <w:bCs/>
-          <w:lang w:val="es-ES"/>
-        </w:rPr>
-      </w:pPr>
-      <w:r>
-        <w:rPr>
-          <w:rFonts w:ascii="Times New Roman" w:hAnsi="Times New Roman" w:cs="Times New Roman"/>
-          <w:b/>
-          <w:bCs/>
+          <w:lang w:val="es-ES"/>
+        </w:rPr>
+      </w:pPr>
+      <w:r>
+        <w:rPr>
+          <w:rFonts w:ascii="Times New Roman" w:hAnsi="Times New Roman" w:cs="Times New Roman"/>
           <w:lang w:val="es-ES"/>
         </w:rPr>
         <w:t>* Ejecutar la entrevista inicial orientada a identificar los objetivos e intereses personales del usuario.</w:t>
@@ -369,16 +325,12 @@
       <w:pPr>
         <w:rPr>
           <w:rFonts w:ascii="Times New Roman" w:hAnsi="Times New Roman" w:cs="Times New Roman"/>
-          <w:b/>
-          <w:bCs/>
-          <w:lang w:val="es-ES"/>
-        </w:rPr>
-      </w:pPr>
-      <w:r>
-        <w:rPr>
-          <w:rFonts w:ascii="Times New Roman" w:hAnsi="Times New Roman" w:cs="Times New Roman"/>
-          <w:b/>
-          <w:bCs/>
+          <w:lang w:val="es-ES"/>
+        </w:rPr>
+      </w:pPr>
+      <w:r>
+        <w:rPr>
+          <w:rFonts w:ascii="Times New Roman" w:hAnsi="Times New Roman" w:cs="Times New Roman"/>
           <w:lang w:val="es-ES"/>
         </w:rPr>
         <w:t>* Aplicar pruebas psicológicas vocacionales estandarizadas para medir: habilidades básicas, estilos personales, intereses profesionales y el potencial emprendedor.</w:t>
@@ -388,27 +340,20 @@
       <w:pPr>
         <w:rPr>
           <w:rFonts w:ascii="Times New Roman" w:hAnsi="Times New Roman" w:cs="Times New Roman"/>
-          <w:b/>
-          <w:bCs/>
-          <w:lang w:val="es-ES"/>
-        </w:rPr>
-      </w:pPr>
-      <w:r>
-        <w:rPr>
-          <w:rFonts w:ascii="Times New Roman" w:hAnsi="Times New Roman" w:cs="Times New Roman"/>
-          <w:b/>
-          <w:bCs/>
-          <w:lang w:val="es-ES"/>
-        </w:rPr>
-        <w:lastRenderedPageBreak/>
+          <w:lang w:val="es-ES"/>
+        </w:rPr>
+      </w:pPr>
+      <w:r>
+        <w:rPr>
+          <w:rFonts w:ascii="Times New Roman" w:hAnsi="Times New Roman" w:cs="Times New Roman"/>
+          <w:lang w:val="es-ES"/>
+        </w:rPr>
         <w:t xml:space="preserve">* Evaluar de forma consolidada las habilidades, aptitudes y el perfil </w:t>
       </w:r>
       <w:proofErr w:type="spellStart"/>
       <w:r>
         <w:rPr>
           <w:rFonts w:ascii="Times New Roman" w:hAnsi="Times New Roman" w:cs="Times New Roman"/>
-          <w:b/>
-          <w:bCs/>
           <w:lang w:val="es-ES"/>
         </w:rPr>
         <w:t>pro-emprendimiento</w:t>
@@ -417,8 +362,6 @@
       <w:r>
         <w:rPr>
           <w:rFonts w:ascii="Times New Roman" w:hAnsi="Times New Roman" w:cs="Times New Roman"/>
-          <w:b/>
-          <w:bCs/>
           <w:lang w:val="es-ES"/>
         </w:rPr>
         <w:t xml:space="preserve"> del joven.</w:t>
@@ -428,8 +371,6 @@
       <w:pPr>
         <w:rPr>
           <w:rFonts w:ascii="Times New Roman" w:hAnsi="Times New Roman" w:cs="Times New Roman"/>
-          <w:b/>
-          <w:bCs/>
           <w:lang w:val="es-ES"/>
         </w:rPr>
       </w:pPr>
@@ -438,16 +379,12 @@
       <w:pPr>
         <w:rPr>
           <w:rFonts w:ascii="Times New Roman" w:hAnsi="Times New Roman" w:cs="Times New Roman"/>
-          <w:b/>
-          <w:bCs/>
-          <w:lang w:val="es-ES"/>
-        </w:rPr>
-      </w:pPr>
-      <w:r>
-        <w:rPr>
-          <w:rFonts w:ascii="Times New Roman" w:hAnsi="Times New Roman" w:cs="Times New Roman"/>
-          <w:b/>
-          <w:bCs/>
+          <w:lang w:val="es-ES"/>
+        </w:rPr>
+      </w:pPr>
+      <w:r>
+        <w:rPr>
+          <w:rFonts w:ascii="Times New Roman" w:hAnsi="Times New Roman" w:cs="Times New Roman"/>
           <w:lang w:val="es-ES"/>
         </w:rPr>
         <w:t>### c. Etapa de Retroalimentación y Asesoría</w:t>
@@ -457,16 +394,12 @@
       <w:pPr>
         <w:rPr>
           <w:rFonts w:ascii="Times New Roman" w:hAnsi="Times New Roman" w:cs="Times New Roman"/>
-          <w:b/>
-          <w:bCs/>
-          <w:lang w:val="es-ES"/>
-        </w:rPr>
-      </w:pPr>
-      <w:r>
-        <w:rPr>
-          <w:rFonts w:ascii="Times New Roman" w:hAnsi="Times New Roman" w:cs="Times New Roman"/>
-          <w:b/>
-          <w:bCs/>
+          <w:lang w:val="es-ES"/>
+        </w:rPr>
+      </w:pPr>
+      <w:r>
+        <w:rPr>
+          <w:rFonts w:ascii="Times New Roman" w:hAnsi="Times New Roman" w:cs="Times New Roman"/>
           <w:lang w:val="es-ES"/>
         </w:rPr>
         <w:t>* Realizar la interpretación técnica de los resultados y confeccionar el informe vocacional individualizado.</w:t>
@@ -476,16 +409,12 @@
       <w:pPr>
         <w:rPr>
           <w:rFonts w:ascii="Times New Roman" w:hAnsi="Times New Roman" w:cs="Times New Roman"/>
-          <w:b/>
-          <w:bCs/>
-          <w:lang w:val="es-ES"/>
-        </w:rPr>
-      </w:pPr>
-      <w:r>
-        <w:rPr>
-          <w:rFonts w:ascii="Times New Roman" w:hAnsi="Times New Roman" w:cs="Times New Roman"/>
-          <w:b/>
-          <w:bCs/>
+          <w:lang w:val="es-ES"/>
+        </w:rPr>
+      </w:pPr>
+      <w:r>
+        <w:rPr>
+          <w:rFonts w:ascii="Times New Roman" w:hAnsi="Times New Roman" w:cs="Times New Roman"/>
           <w:lang w:val="es-ES"/>
         </w:rPr>
         <w:t>* Proveer información institucional detallada sobre centros educativos, acceso a becas y programas formativos vigentes.</w:t>
@@ -495,16 +424,12 @@
       <w:pPr>
         <w:rPr>
           <w:rFonts w:ascii="Times New Roman" w:hAnsi="Times New Roman" w:cs="Times New Roman"/>
-          <w:b/>
-          <w:bCs/>
-          <w:lang w:val="es-ES"/>
-        </w:rPr>
-      </w:pPr>
-      <w:r>
-        <w:rPr>
-          <w:rFonts w:ascii="Times New Roman" w:hAnsi="Times New Roman" w:cs="Times New Roman"/>
-          <w:b/>
-          <w:bCs/>
+          <w:lang w:val="es-ES"/>
+        </w:rPr>
+      </w:pPr>
+      <w:r>
+        <w:rPr>
+          <w:rFonts w:ascii="Times New Roman" w:hAnsi="Times New Roman" w:cs="Times New Roman"/>
           <w:lang w:val="es-ES"/>
         </w:rPr>
         <w:t>* Enseñar y aplicar técnicas de reflexión y autoevaluación destinadas a la toma de decisiones informadas.</w:t>
@@ -514,8 +439,6 @@
       <w:pPr>
         <w:rPr>
           <w:rFonts w:ascii="Times New Roman" w:hAnsi="Times New Roman" w:cs="Times New Roman"/>
-          <w:b/>
-          <w:bCs/>
           <w:lang w:val="es-ES"/>
         </w:rPr>
       </w:pPr>
@@ -524,16 +447,12 @@
       <w:pPr>
         <w:rPr>
           <w:rFonts w:ascii="Times New Roman" w:hAnsi="Times New Roman" w:cs="Times New Roman"/>
-          <w:b/>
-          <w:bCs/>
-          <w:lang w:val="es-ES"/>
-        </w:rPr>
-      </w:pPr>
-      <w:r>
-        <w:rPr>
-          <w:rFonts w:ascii="Times New Roman" w:hAnsi="Times New Roman" w:cs="Times New Roman"/>
-          <w:b/>
-          <w:bCs/>
+          <w:lang w:val="es-ES"/>
+        </w:rPr>
+      </w:pPr>
+      <w:r>
+        <w:rPr>
+          <w:rFonts w:ascii="Times New Roman" w:hAnsi="Times New Roman" w:cs="Times New Roman"/>
           <w:lang w:val="es-ES"/>
         </w:rPr>
         <w:t>## 3. Estrategia de Ferias Vocacionales</w:t>
@@ -543,65 +462,99 @@
       <w:pPr>
         <w:rPr>
           <w:rFonts w:ascii="Times New Roman" w:hAnsi="Times New Roman" w:cs="Times New Roman"/>
-          <w:b/>
-          <w:bCs/>
-          <w:lang w:val="es-ES"/>
-        </w:rPr>
-      </w:pPr>
-      <w:r>
-        <w:rPr>
-          <w:rFonts w:ascii="Times New Roman" w:hAnsi="Times New Roman" w:cs="Times New Roman"/>
-          <w:b/>
-          <w:bCs/>
-          <w:lang w:val="es-ES"/>
-        </w:rPr>
-        <w:t>* **Propósito:** Actuar como una herramienta masiva y acelerada para promocionar el servicio SOVIO y llegar a un alto número de usuarios en poco tiempo. Captar el interés de las instituciones educativas para que incluyan el SOVIO en sus planes de trabajo anuales.</w:t>
+          <w:lang w:val="es-ES"/>
+        </w:rPr>
+      </w:pPr>
+      <w:r>
+        <w:rPr>
+          <w:rFonts w:ascii="Times New Roman" w:hAnsi="Times New Roman" w:cs="Times New Roman"/>
+          <w:lang w:val="es-ES"/>
+        </w:rPr>
+        <w:t>* **</w:t>
+      </w:r>
+      <w:proofErr w:type="gramStart"/>
+      <w:r>
+        <w:rPr>
+          <w:rFonts w:ascii="Times New Roman" w:hAnsi="Times New Roman" w:cs="Times New Roman"/>
+          <w:lang w:val="es-ES"/>
+        </w:rPr>
+        <w:t>Propósito:*</w:t>
+      </w:r>
+      <w:proofErr w:type="gramEnd"/>
+      <w:r>
+        <w:rPr>
+          <w:rFonts w:ascii="Times New Roman" w:hAnsi="Times New Roman" w:cs="Times New Roman"/>
+          <w:lang w:val="es-ES"/>
+        </w:rPr>
+        <w:t>* Actuar como una herramienta masiva y acelerada para promocionar el servicio SOVIO y llegar a un alto número de usuarios en poco tiempo. Captar el interés de las instituciones educativas para que incluyan el SOVIO en sus planes de trabajo anuales.</w:t>
       </w:r>
     </w:p>
     <w:p>
       <w:pPr>
         <w:rPr>
           <w:rFonts w:ascii="Times New Roman" w:hAnsi="Times New Roman" w:cs="Times New Roman"/>
-          <w:b/>
-          <w:bCs/>
-          <w:lang w:val="es-ES"/>
-        </w:rPr>
-      </w:pPr>
-      <w:r>
-        <w:rPr>
-          <w:rFonts w:ascii="Times New Roman" w:hAnsi="Times New Roman" w:cs="Times New Roman"/>
-          <w:b/>
-          <w:bCs/>
-          <w:lang w:val="es-ES"/>
-        </w:rPr>
-        <w:t>* **Población Beneficiaria:** Aunque el evento es de carácter abierto, gratuito y orientado al público en general, las acciones de difusión y convocatoria deben focalizarse estrictamente en el público objetivo del SOVIO: jóvenes de 16 a 24 años y estudiantes de 4.to y 5.to de secundaria.</w:t>
+          <w:lang w:val="es-ES"/>
+        </w:rPr>
+      </w:pPr>
+      <w:r>
+        <w:rPr>
+          <w:rFonts w:ascii="Times New Roman" w:hAnsi="Times New Roman" w:cs="Times New Roman"/>
+          <w:lang w:val="es-ES"/>
+        </w:rPr>
+        <w:t xml:space="preserve">* **Población </w:t>
+      </w:r>
+      <w:proofErr w:type="gramStart"/>
+      <w:r>
+        <w:rPr>
+          <w:rFonts w:ascii="Times New Roman" w:hAnsi="Times New Roman" w:cs="Times New Roman"/>
+          <w:lang w:val="es-ES"/>
+        </w:rPr>
+        <w:t>Beneficiaria:*</w:t>
+      </w:r>
+      <w:proofErr w:type="gramEnd"/>
+      <w:r>
+        <w:rPr>
+          <w:rFonts w:ascii="Times New Roman" w:hAnsi="Times New Roman" w:cs="Times New Roman"/>
+          <w:lang w:val="es-ES"/>
+        </w:rPr>
+        <w:t>* Aunque el evento es de carácter abierto, gratuito y orientado al público en general, las acciones de difusión y convocatoria deben focalizarse estrictamente en el público objetivo del SOVIO: jóvenes de 16 a 24 años y estudiantes de 4.to y 5.to de secundaria.</w:t>
       </w:r>
     </w:p>
     <w:p>
       <w:pPr>
         <w:rPr>
           <w:rFonts w:ascii="Times New Roman" w:hAnsi="Times New Roman" w:cs="Times New Roman"/>
-          <w:b/>
-          <w:bCs/>
-          <w:lang w:val="es-ES"/>
-        </w:rPr>
-      </w:pPr>
-      <w:r>
-        <w:rPr>
-          <w:rFonts w:ascii="Times New Roman" w:hAnsi="Times New Roman" w:cs="Times New Roman"/>
-          <w:b/>
-          <w:bCs/>
-          <w:lang w:val="es-ES"/>
-        </w:rPr>
-        <w:t>* **Utilidad:** Facilitar dinámicas de reflexión sobre las aptitudes y condiciones de los estudiantes, conectándolos directamente con la oferta formativa de la Región de Puno.</w:t>
+          <w:lang w:val="es-ES"/>
+        </w:rPr>
+      </w:pPr>
+      <w:r>
+        <w:rPr>
+          <w:rFonts w:ascii="Times New Roman" w:hAnsi="Times New Roman" w:cs="Times New Roman"/>
+          <w:lang w:val="es-ES"/>
+        </w:rPr>
+        <w:t>* **</w:t>
+      </w:r>
+      <w:proofErr w:type="gramStart"/>
+      <w:r>
+        <w:rPr>
+          <w:rFonts w:ascii="Times New Roman" w:hAnsi="Times New Roman" w:cs="Times New Roman"/>
+          <w:lang w:val="es-ES"/>
+        </w:rPr>
+        <w:t>Utilidad:*</w:t>
+      </w:r>
+      <w:proofErr w:type="gramEnd"/>
+      <w:r>
+        <w:rPr>
+          <w:rFonts w:ascii="Times New Roman" w:hAnsi="Times New Roman" w:cs="Times New Roman"/>
+          <w:lang w:val="es-ES"/>
+        </w:rPr>
+        <w:t>* Facilitar dinámicas de reflexión sobre las aptitudes y condiciones de los estudiantes, conectándolos directamente con la oferta formativa de la Región de Puno.</w:t>
       </w:r>
     </w:p>
     <w:p>
       <w:pPr>
         <w:rPr>
           <w:rFonts w:ascii="Times New Roman" w:hAnsi="Times New Roman" w:cs="Times New Roman"/>
-          <w:b/>
-          <w:bCs/>
           <w:lang w:val="es-ES"/>
         </w:rPr>
       </w:pPr>
@@ -610,16 +563,12 @@
       <w:pPr>
         <w:rPr>
           <w:rFonts w:ascii="Times New Roman" w:hAnsi="Times New Roman" w:cs="Times New Roman"/>
-          <w:b/>
-          <w:bCs/>
-          <w:lang w:val="es-ES"/>
-        </w:rPr>
-      </w:pPr>
-      <w:r>
-        <w:rPr>
-          <w:rFonts w:ascii="Times New Roman" w:hAnsi="Times New Roman" w:cs="Times New Roman"/>
-          <w:b/>
-          <w:bCs/>
+          <w:lang w:val="es-ES"/>
+        </w:rPr>
+      </w:pPr>
+      <w:r>
+        <w:rPr>
+          <w:rFonts w:ascii="Times New Roman" w:hAnsi="Times New Roman" w:cs="Times New Roman"/>
           <w:lang w:val="es-ES"/>
         </w:rPr>
         <w:t>## 4. Estrategia Complementaria: Visitas Guiadas a Empresas</w:t>
@@ -629,84 +578,130 @@
       <w:pPr>
         <w:rPr>
           <w:rFonts w:ascii="Times New Roman" w:hAnsi="Times New Roman" w:cs="Times New Roman"/>
-          <w:b/>
-          <w:bCs/>
-          <w:lang w:val="es-ES"/>
-        </w:rPr>
-      </w:pPr>
-      <w:r>
-        <w:rPr>
-          <w:rFonts w:ascii="Times New Roman" w:hAnsi="Times New Roman" w:cs="Times New Roman"/>
-          <w:b/>
-          <w:bCs/>
-          <w:lang w:val="es-ES"/>
-        </w:rPr>
-        <w:t>* **Objetivo y Finalidad:** Estandarizar visitas programadas a entornos laborales reales para que los participantes conozcan las ocupaciones de manera directa, promoviendo una elección pertinente.</w:t>
+          <w:lang w:val="es-ES"/>
+        </w:rPr>
+      </w:pPr>
+      <w:r>
+        <w:rPr>
+          <w:rFonts w:ascii="Times New Roman" w:hAnsi="Times New Roman" w:cs="Times New Roman"/>
+          <w:lang w:val="es-ES"/>
+        </w:rPr>
+        <w:t xml:space="preserve">* **Objetivo y </w:t>
+      </w:r>
+      <w:proofErr w:type="gramStart"/>
+      <w:r>
+        <w:rPr>
+          <w:rFonts w:ascii="Times New Roman" w:hAnsi="Times New Roman" w:cs="Times New Roman"/>
+          <w:lang w:val="es-ES"/>
+        </w:rPr>
+        <w:t>Finalidad:*</w:t>
+      </w:r>
+      <w:proofErr w:type="gramEnd"/>
+      <w:r>
+        <w:rPr>
+          <w:rFonts w:ascii="Times New Roman" w:hAnsi="Times New Roman" w:cs="Times New Roman"/>
+          <w:lang w:val="es-ES"/>
+        </w:rPr>
+        <w:t>* Estandarizar visitas programadas a entornos laborales reales para que los participantes conozcan las ocupaciones de manera directa, promoviendo una elección pertinente.</w:t>
       </w:r>
     </w:p>
     <w:p>
       <w:pPr>
         <w:rPr>
           <w:rFonts w:ascii="Times New Roman" w:hAnsi="Times New Roman" w:cs="Times New Roman"/>
-          <w:b/>
-          <w:bCs/>
-          <w:lang w:val="es-ES"/>
-        </w:rPr>
-      </w:pPr>
-      <w:r>
-        <w:rPr>
-          <w:rFonts w:ascii="Times New Roman" w:hAnsi="Times New Roman" w:cs="Times New Roman"/>
-          <w:b/>
-          <w:bCs/>
-          <w:lang w:val="es-ES"/>
-        </w:rPr>
-        <w:t>* **Clasificación de las Visitas:**</w:t>
+          <w:lang w:val="es-ES"/>
+        </w:rPr>
+      </w:pPr>
+      <w:r>
+        <w:rPr>
+          <w:rFonts w:ascii="Times New Roman" w:hAnsi="Times New Roman" w:cs="Times New Roman"/>
+          <w:lang w:val="es-ES"/>
+        </w:rPr>
+        <w:t xml:space="preserve">* **Clasificación de las </w:t>
+      </w:r>
+      <w:proofErr w:type="gramStart"/>
+      <w:r>
+        <w:rPr>
+          <w:rFonts w:ascii="Times New Roman" w:hAnsi="Times New Roman" w:cs="Times New Roman"/>
+          <w:lang w:val="es-ES"/>
+        </w:rPr>
+        <w:t>Visitas:*</w:t>
+      </w:r>
+      <w:proofErr w:type="gramEnd"/>
+      <w:r>
+        <w:rPr>
+          <w:rFonts w:ascii="Times New Roman" w:hAnsi="Times New Roman" w:cs="Times New Roman"/>
+          <w:lang w:val="es-ES"/>
+        </w:rPr>
+        <w:t>*</w:t>
       </w:r>
     </w:p>
     <w:p>
       <w:pPr>
         <w:rPr>
           <w:rFonts w:ascii="Times New Roman" w:hAnsi="Times New Roman" w:cs="Times New Roman"/>
-          <w:b/>
-          <w:bCs/>
-          <w:lang w:val="es-ES"/>
-        </w:rPr>
-      </w:pPr>
-      <w:r>
-        <w:rPr>
-          <w:rFonts w:ascii="Times New Roman" w:hAnsi="Times New Roman" w:cs="Times New Roman"/>
-          <w:b/>
-          <w:bCs/>
-          <w:lang w:val="es-ES"/>
-        </w:rPr>
-        <w:t xml:space="preserve">  * **Por Población Beneficiaria:** Dirigidas a Personas Naturales (usuarios individuales del SOVIO) o a Instituciones/Organizaciones (colegios, academias preuniversitarias, iglesias, etc.).</w:t>
+          <w:lang w:val="es-ES"/>
+        </w:rPr>
+      </w:pPr>
+      <w:r>
+        <w:rPr>
+          <w:rFonts w:ascii="Times New Roman" w:hAnsi="Times New Roman" w:cs="Times New Roman"/>
+          <w:lang w:val="es-ES"/>
+        </w:rPr>
+        <w:t xml:space="preserve">  * **Por Población </w:t>
+      </w:r>
+      <w:proofErr w:type="gramStart"/>
+      <w:r>
+        <w:rPr>
+          <w:rFonts w:ascii="Times New Roman" w:hAnsi="Times New Roman" w:cs="Times New Roman"/>
+          <w:lang w:val="es-ES"/>
+        </w:rPr>
+        <w:t>Beneficiaria:*</w:t>
+      </w:r>
+      <w:proofErr w:type="gramEnd"/>
+      <w:r>
+        <w:rPr>
+          <w:rFonts w:ascii="Times New Roman" w:hAnsi="Times New Roman" w:cs="Times New Roman"/>
+          <w:lang w:val="es-ES"/>
+        </w:rPr>
+        <w:t>* Dirigidas a Personas Naturales (usuarios individuales del SOVIO) o a Instituciones/Organizaciones (colegios, academias preuniversitarias, iglesias, etc.).</w:t>
       </w:r>
     </w:p>
     <w:p>
       <w:pPr>
         <w:rPr>
           <w:rFonts w:ascii="Times New Roman" w:hAnsi="Times New Roman" w:cs="Times New Roman"/>
-          <w:b/>
-          <w:bCs/>
-          <w:lang w:val="es-ES"/>
-        </w:rPr>
-      </w:pPr>
-      <w:r>
-        <w:rPr>
-          <w:rFonts w:ascii="Times New Roman" w:hAnsi="Times New Roman" w:cs="Times New Roman"/>
-          <w:b/>
-          <w:bCs/>
-          <w:lang w:val="es-ES"/>
-        </w:rPr>
-        <w:t xml:space="preserve">  * **Por Empresa a Visitar:** Priorizar empresas representativas de las principales actividades económicas de la región o empresas directamente vinculadas a las ocupaciones de mayor interés detectadas en las evaluaciones de los beneficiarios.</w:t>
+          <w:lang w:val="es-ES"/>
+        </w:rPr>
+      </w:pPr>
+      <w:r>
+        <w:rPr>
+          <w:rFonts w:ascii="Times New Roman" w:hAnsi="Times New Roman" w:cs="Times New Roman"/>
+          <w:lang w:val="es-ES"/>
+        </w:rPr>
+        <w:t xml:space="preserve">  * **Por Empresa a </w:t>
+      </w:r>
+      <w:proofErr w:type="gramStart"/>
+      <w:r>
+        <w:rPr>
+          <w:rFonts w:ascii="Times New Roman" w:hAnsi="Times New Roman" w:cs="Times New Roman"/>
+          <w:lang w:val="es-ES"/>
+        </w:rPr>
+        <w:t>Visitar:*</w:t>
+      </w:r>
+      <w:proofErr w:type="gramEnd"/>
+      <w:r>
+        <w:rPr>
+          <w:rFonts w:ascii="Times New Roman" w:hAnsi="Times New Roman" w:cs="Times New Roman"/>
+          <w:lang w:val="es-ES"/>
+        </w:rPr>
+        <w:t>* Priorizar empresas representativas de las principales actividades económicas de la región o empresas directamente vinculadas a las ocupaciones de mayor interés detectadas en las evaluaciones de los beneficiarios.</w:t>
       </w:r>
     </w:p>
     <w:p>
       <w:pPr>
         <w:rPr>
           <w:rFonts w:ascii="Times New Roman" w:hAnsi="Times New Roman" w:cs="Times New Roman"/>
-          <w:b/>
-          <w:bCs/>
           <w:lang w:val="es-ES"/>
         </w:rPr>
       </w:pPr>
@@ -715,16 +710,12 @@
       <w:pPr>
         <w:rPr>
           <w:rFonts w:ascii="Times New Roman" w:hAnsi="Times New Roman" w:cs="Times New Roman"/>
-          <w:b/>
-          <w:bCs/>
-          <w:lang w:val="es-ES"/>
-        </w:rPr>
-      </w:pPr>
-      <w:r>
-        <w:rPr>
-          <w:rFonts w:ascii="Times New Roman" w:hAnsi="Times New Roman" w:cs="Times New Roman"/>
-          <w:b/>
-          <w:bCs/>
+          <w:lang w:val="es-ES"/>
+        </w:rPr>
+      </w:pPr>
+      <w:r>
+        <w:rPr>
+          <w:rFonts w:ascii="Times New Roman" w:hAnsi="Times New Roman" w:cs="Times New Roman"/>
           <w:lang w:val="es-ES"/>
         </w:rPr>
         <w:t>## 5. Estrategia Complementaria: Paneles Ocupacionales</w:t>
@@ -734,57 +725,76 @@
       <w:pPr>
         <w:rPr>
           <w:rFonts w:ascii="Times New Roman" w:hAnsi="Times New Roman" w:cs="Times New Roman"/>
-          <w:b/>
-          <w:bCs/>
-          <w:lang w:val="es-ES"/>
-        </w:rPr>
-      </w:pPr>
-      <w:r>
-        <w:rPr>
-          <w:rFonts w:ascii="Times New Roman" w:hAnsi="Times New Roman" w:cs="Times New Roman"/>
-          <w:b/>
-          <w:bCs/>
-          <w:lang w:val="es-ES"/>
-        </w:rPr>
-        <w:t>* **Objetivo:** Proporcionar información testimonial mediante profesionales, técnicos, trabajadores o padres de familia con competencias comunicativas idóneas para conectar con el público juvenil.</w:t>
+          <w:lang w:val="es-ES"/>
+        </w:rPr>
+      </w:pPr>
+      <w:r>
+        <w:rPr>
+          <w:rFonts w:ascii="Times New Roman" w:hAnsi="Times New Roman" w:cs="Times New Roman"/>
+          <w:lang w:val="es-ES"/>
+        </w:rPr>
+        <w:t>* **</w:t>
+      </w:r>
+      <w:proofErr w:type="gramStart"/>
+      <w:r>
+        <w:rPr>
+          <w:rFonts w:ascii="Times New Roman" w:hAnsi="Times New Roman" w:cs="Times New Roman"/>
+          <w:lang w:val="es-ES"/>
+        </w:rPr>
+        <w:t>Objetivo:*</w:t>
+      </w:r>
+      <w:proofErr w:type="gramEnd"/>
+      <w:r>
+        <w:rPr>
+          <w:rFonts w:ascii="Times New Roman" w:hAnsi="Times New Roman" w:cs="Times New Roman"/>
+          <w:lang w:val="es-ES"/>
+        </w:rPr>
+        <w:t>* Proporcionar información testimonial mediante profesionales, técnicos, trabajadores o padres de familia con competencias comunicativas idóneas para conectar con el público juvenil.</w:t>
       </w:r>
     </w:p>
     <w:p>
       <w:pPr>
         <w:rPr>
           <w:rFonts w:ascii="Times New Roman" w:hAnsi="Times New Roman" w:cs="Times New Roman"/>
-          <w:b/>
-          <w:bCs/>
-          <w:lang w:val="es-ES"/>
-        </w:rPr>
-      </w:pPr>
-      <w:r>
-        <w:rPr>
-          <w:rFonts w:ascii="Times New Roman" w:hAnsi="Times New Roman" w:cs="Times New Roman"/>
-          <w:b/>
-          <w:bCs/>
-          <w:lang w:val="es-ES"/>
-        </w:rPr>
-        <w:t>* **Lineamientos Obligatorios de Desarrollo:**</w:t>
+          <w:lang w:val="es-ES"/>
+        </w:rPr>
+      </w:pPr>
+      <w:r>
+        <w:rPr>
+          <w:rFonts w:ascii="Times New Roman" w:hAnsi="Times New Roman" w:cs="Times New Roman"/>
+          <w:lang w:val="es-ES"/>
+        </w:rPr>
+        <w:t xml:space="preserve">* **Lineamientos Obligatorios de </w:t>
+      </w:r>
+      <w:proofErr w:type="gramStart"/>
+      <w:r>
+        <w:rPr>
+          <w:rFonts w:ascii="Times New Roman" w:hAnsi="Times New Roman" w:cs="Times New Roman"/>
+          <w:lang w:val="es-ES"/>
+        </w:rPr>
+        <w:t>Desarrollo:*</w:t>
+      </w:r>
+      <w:proofErr w:type="gramEnd"/>
+      <w:r>
+        <w:rPr>
+          <w:rFonts w:ascii="Times New Roman" w:hAnsi="Times New Roman" w:cs="Times New Roman"/>
+          <w:lang w:val="es-ES"/>
+        </w:rPr>
+        <w:t>*</w:t>
       </w:r>
     </w:p>
     <w:p>
       <w:pPr>
         <w:rPr>
           <w:rFonts w:ascii="Times New Roman" w:hAnsi="Times New Roman" w:cs="Times New Roman"/>
-          <w:b/>
-          <w:bCs/>
-          <w:lang w:val="es-ES"/>
-        </w:rPr>
-      </w:pPr>
-      <w:r>
-        <w:rPr>
-          <w:rFonts w:ascii="Times New Roman" w:hAnsi="Times New Roman" w:cs="Times New Roman"/>
-          <w:b/>
-          <w:bCs/>
-          <w:lang w:val="es-ES"/>
-        </w:rPr>
-        <w:lastRenderedPageBreak/>
+          <w:lang w:val="es-ES"/>
+        </w:rPr>
+      </w:pPr>
+      <w:r>
+        <w:rPr>
+          <w:rFonts w:ascii="Times New Roman" w:hAnsi="Times New Roman" w:cs="Times New Roman"/>
+          <w:lang w:val="es-ES"/>
+        </w:rPr>
         <w:t xml:space="preserve">  * Seleccionar temáticas según la edad, interés y nivel educativo del público.</w:t>
       </w:r>
     </w:p>
@@ -792,16 +802,12 @@
       <w:pPr>
         <w:rPr>
           <w:rFonts w:ascii="Times New Roman" w:hAnsi="Times New Roman" w:cs="Times New Roman"/>
-          <w:b/>
-          <w:bCs/>
-          <w:lang w:val="es-ES"/>
-        </w:rPr>
-      </w:pPr>
-      <w:r>
-        <w:rPr>
-          <w:rFonts w:ascii="Times New Roman" w:hAnsi="Times New Roman" w:cs="Times New Roman"/>
-          <w:b/>
-          <w:bCs/>
+          <w:lang w:val="es-ES"/>
+        </w:rPr>
+      </w:pPr>
+      <w:r>
+        <w:rPr>
+          <w:rFonts w:ascii="Times New Roman" w:hAnsi="Times New Roman" w:cs="Times New Roman"/>
           <w:lang w:val="es-ES"/>
         </w:rPr>
         <w:t xml:space="preserve">  * Priorizar carreras y oficios vinculados a la actividad económica predominante de la región.</w:t>
@@ -811,18 +817,15 @@
       <w:pPr>
         <w:rPr>
           <w:rFonts w:ascii="Times New Roman" w:hAnsi="Times New Roman" w:cs="Times New Roman"/>
-          <w:b/>
-          <w:bCs/>
-          <w:lang w:val="es-ES"/>
-        </w:rPr>
-      </w:pPr>
-      <w:r>
-        <w:rPr>
-          <w:rFonts w:ascii="Times New Roman" w:hAnsi="Times New Roman" w:cs="Times New Roman"/>
-          <w:b/>
-          <w:bCs/>
-          <w:lang w:val="es-ES"/>
-        </w:rPr>
+          <w:lang w:val="es-ES"/>
+        </w:rPr>
+      </w:pPr>
+      <w:r>
+        <w:rPr>
+          <w:rFonts w:ascii="Times New Roman" w:hAnsi="Times New Roman" w:cs="Times New Roman"/>
+          <w:lang w:val="es-ES"/>
+        </w:rPr>
+        <w:lastRenderedPageBreak/>
         <w:t xml:space="preserve">  * Diversificar los paneles incluyendo distintos perfiles profesionales para ampliar la visión de los jóvenes.</w:t>
       </w:r>
     </w:p>
@@ -830,16 +833,12 @@
       <w:pPr>
         <w:rPr>
           <w:rFonts w:ascii="Times New Roman" w:hAnsi="Times New Roman" w:cs="Times New Roman"/>
-          <w:b/>
-          <w:bCs/>
-          <w:lang w:val="es-ES"/>
-        </w:rPr>
-      </w:pPr>
-      <w:r>
-        <w:rPr>
-          <w:rFonts w:ascii="Times New Roman" w:hAnsi="Times New Roman" w:cs="Times New Roman"/>
-          <w:b/>
-          <w:bCs/>
+          <w:lang w:val="es-ES"/>
+        </w:rPr>
+      </w:pPr>
+      <w:r>
+        <w:rPr>
+          <w:rFonts w:ascii="Times New Roman" w:hAnsi="Times New Roman" w:cs="Times New Roman"/>
           <w:lang w:val="es-ES"/>
         </w:rPr>
         <w:t xml:space="preserve">  * El aforo de asistentes debe adecuarse estrictamente a la capacidad física del ambiente.</w:t>
@@ -849,27 +848,37 @@
       <w:pPr>
         <w:rPr>
           <w:rFonts w:ascii="Times New Roman" w:hAnsi="Times New Roman" w:cs="Times New Roman"/>
-          <w:b/>
-          <w:bCs/>
-          <w:lang w:val="es-ES"/>
-        </w:rPr>
-      </w:pPr>
-      <w:r>
-        <w:rPr>
-          <w:rFonts w:ascii="Times New Roman" w:hAnsi="Times New Roman" w:cs="Times New Roman"/>
-          <w:b/>
-          <w:bCs/>
-          <w:lang w:val="es-ES"/>
-        </w:rPr>
-        <w:t xml:space="preserve">  * **Restricción de Espacio:** Los paneles deben realizarse de forma aislada y en espacios completamente diferenciados de otras actividades como ferias o charlas de padres.</w:t>
+          <w:lang w:val="es-ES"/>
+        </w:rPr>
+      </w:pPr>
+      <w:r>
+        <w:rPr>
+          <w:rFonts w:ascii="Times New Roman" w:hAnsi="Times New Roman" w:cs="Times New Roman"/>
+          <w:lang w:val="es-ES"/>
+        </w:rPr>
+        <w:t xml:space="preserve">  * **Restricción de </w:t>
+      </w:r>
+      <w:proofErr w:type="gramStart"/>
+      <w:r>
+        <w:rPr>
+          <w:rFonts w:ascii="Times New Roman" w:hAnsi="Times New Roman" w:cs="Times New Roman"/>
+          <w:lang w:val="es-ES"/>
+        </w:rPr>
+        <w:t>Espacio:*</w:t>
+      </w:r>
+      <w:proofErr w:type="gramEnd"/>
+      <w:r>
+        <w:rPr>
+          <w:rFonts w:ascii="Times New Roman" w:hAnsi="Times New Roman" w:cs="Times New Roman"/>
+          <w:lang w:val="es-ES"/>
+        </w:rPr>
+        <w:t>* Los paneles deben realizarse de forma aislada y en espacios completamente diferenciados de otras actividades como ferias o charlas de padres.</w:t>
       </w:r>
     </w:p>
     <w:p>
       <w:pPr>
         <w:rPr>
           <w:rFonts w:ascii="Times New Roman" w:hAnsi="Times New Roman" w:cs="Times New Roman"/>
-          <w:b/>
-          <w:bCs/>
           <w:lang w:val="es-ES"/>
         </w:rPr>
       </w:pPr>
@@ -878,16 +887,12 @@
       <w:pPr>
         <w:rPr>
           <w:rFonts w:ascii="Times New Roman" w:hAnsi="Times New Roman" w:cs="Times New Roman"/>
-          <w:b/>
-          <w:bCs/>
-          <w:lang w:val="es-ES"/>
-        </w:rPr>
-      </w:pPr>
-      <w:r>
-        <w:rPr>
-          <w:rFonts w:ascii="Times New Roman" w:hAnsi="Times New Roman" w:cs="Times New Roman"/>
-          <w:b/>
-          <w:bCs/>
+          <w:lang w:val="es-ES"/>
+        </w:rPr>
+      </w:pPr>
+      <w:r>
+        <w:rPr>
+          <w:rFonts w:ascii="Times New Roman" w:hAnsi="Times New Roman" w:cs="Times New Roman"/>
           <w:lang w:val="es-ES"/>
         </w:rPr>
         <w:t>## 6. Jornadas de Charlas Especializadas</w:t>
@@ -897,30 +902,56 @@
       <w:pPr>
         <w:rPr>
           <w:rFonts w:ascii="Times New Roman" w:hAnsi="Times New Roman" w:cs="Times New Roman"/>
-          <w:b/>
-          <w:bCs/>
-          <w:lang w:val="es-ES"/>
-        </w:rPr>
-      </w:pPr>
-      <w:r>
-        <w:rPr>
-          <w:rFonts w:ascii="Times New Roman" w:hAnsi="Times New Roman" w:cs="Times New Roman"/>
-          <w:b/>
-          <w:bCs/>
-          <w:lang w:val="es-ES"/>
-        </w:rPr>
-        <w:t>* **Charlas Informativas (Para Jóvenes y Academias):** Instancias de difusión dirigidas a jóvenes y estudiantes de academias preuniversitarias enfocadas en: Oferta educativa universitaria y técnica, requisitos de ingreso, perfiles profesionales, tendencias del mercado de trabajo y estrategias de búsqueda de empleo.</w:t>
+          <w:lang w:val="es-ES"/>
+        </w:rPr>
+      </w:pPr>
+      <w:r>
+        <w:rPr>
+          <w:rFonts w:ascii="Times New Roman" w:hAnsi="Times New Roman" w:cs="Times New Roman"/>
+          <w:lang w:val="es-ES"/>
+        </w:rPr>
+        <w:t>* **Charlas Informativas (Para Jóvenes y Academias</w:t>
+      </w:r>
+      <w:proofErr w:type="gramStart"/>
+      <w:r>
+        <w:rPr>
+          <w:rFonts w:ascii="Times New Roman" w:hAnsi="Times New Roman" w:cs="Times New Roman"/>
+          <w:lang w:val="es-ES"/>
+        </w:rPr>
+        <w:t>):*</w:t>
+      </w:r>
+      <w:proofErr w:type="gramEnd"/>
+      <w:r>
+        <w:rPr>
+          <w:rFonts w:ascii="Times New Roman" w:hAnsi="Times New Roman" w:cs="Times New Roman"/>
+          <w:lang w:val="es-ES"/>
+        </w:rPr>
+        <w:t>* Instancias de difusión dirigidas a jóvenes y estudiantes de academias preuniversitarias enfocadas en: Oferta educativa universitaria y técnica, requisitos de ingreso, perfiles profesionales, tendencias del mercado de trabajo y estrategias de búsqueda de empleo.</w:t>
       </w:r>
     </w:p>
     <w:p>
       <w:r>
         <w:rPr>
           <w:rFonts w:ascii="Times New Roman" w:hAnsi="Times New Roman" w:cs="Times New Roman"/>
-          <w:b/>
-          <w:bCs/>
-          <w:lang w:val="es-ES"/>
-        </w:rPr>
-        <w:t>* **Charlas para Padres de Familia:** Sesiones informativas diseñadas para fortalecer el soporte y acompañamiento familiar. Abordan la importancia de la orientación vocacional, técnicas parentales para apoyar la toma de decisiones de los hijos e información sobre las alternativas educativas del entorno.</w:t>
+          <w:lang w:val="es-ES"/>
+        </w:rPr>
+        <w:t xml:space="preserve">* **Charlas para Padres de </w:t>
+      </w:r>
+      <w:proofErr w:type="gramStart"/>
+      <w:r>
+        <w:rPr>
+          <w:rFonts w:ascii="Times New Roman" w:hAnsi="Times New Roman" w:cs="Times New Roman"/>
+          <w:lang w:val="es-ES"/>
+        </w:rPr>
+        <w:t>Familia:*</w:t>
+      </w:r>
+      <w:proofErr w:type="gramEnd"/>
+      <w:r>
+        <w:rPr>
+          <w:rFonts w:ascii="Times New Roman" w:hAnsi="Times New Roman" w:cs="Times New Roman"/>
+          <w:lang w:val="es-ES"/>
+        </w:rPr>
+        <w:t>* Sesiones informativas diseñadas para fortalecer el soporte y acompañamiento familiar. Abordan la importancia de la orientación vocacional, técnicas parentales para apoyar la toma de decisiones de los hijos e información sobre las alternativas educativas del entorno.</w:t>
       </w:r>
     </w:p>
     <w:sectPr>
